--- a/docs/Практическая работа 5 ПИ КРивошеев.docx
+++ b/docs/Практическая работа 5 ПИ КРивошеев.docx
@@ -940,7 +940,6 @@
                 <w:rFonts w:cs="Times New Roman"/>
                 <w:sz w:val="24"/>
                 <w:szCs w:val="24"/>
-                <w:lang w:val="ru-RU"/>
               </w:rPr>
             </w:pPr>
             <w:r>
@@ -950,6 +949,14 @@
                 <w:szCs w:val="24"/>
               </w:rPr>
               <w:t>id, number, capacity, status</w:t>
+            </w:r>
+            <w:r>
+              <w:rPr>
+                <w:rFonts w:cs="Times New Roman"/>
+                <w:sz w:val="24"/>
+                <w:szCs w:val="24"/>
+              </w:rPr>
+              <w:t>,location</w:t>
             </w:r>
           </w:p>
         </w:tc>
@@ -1245,41 +1252,13 @@
                 <w:lang w:val="ru-RU"/>
               </w:rPr>
             </w:pPr>
-            <w:proofErr w:type="spellStart"/>
-            <w:r>
-              <w:rPr>
-                <w:rFonts w:cs="Times New Roman"/>
-                <w:sz w:val="24"/>
-                <w:szCs w:val="24"/>
-              </w:rPr>
-              <w:t>addDish</w:t>
-            </w:r>
-            <w:proofErr w:type="spellEnd"/>
-            <w:r>
-              <w:rPr>
-                <w:rFonts w:cs="Times New Roman"/>
-                <w:sz w:val="24"/>
-                <w:szCs w:val="24"/>
-              </w:rPr>
-              <w:t xml:space="preserve">(), </w:t>
-            </w:r>
-            <w:proofErr w:type="spellStart"/>
-            <w:r>
-              <w:rPr>
-                <w:rFonts w:cs="Times New Roman"/>
-                <w:sz w:val="24"/>
-                <w:szCs w:val="24"/>
-              </w:rPr>
-              <w:t>removeDish</w:t>
-            </w:r>
-            <w:proofErr w:type="spellEnd"/>
-            <w:r>
-              <w:rPr>
-                <w:rFonts w:cs="Times New Roman"/>
-                <w:sz w:val="24"/>
-                <w:szCs w:val="24"/>
-              </w:rPr>
-              <w:t>()</w:t>
+            <w:r>
+              <w:rPr>
+                <w:rFonts w:cs="Times New Roman"/>
+                <w:sz w:val="24"/>
+                <w:szCs w:val="24"/>
+              </w:rPr>
+              <w:t>addDish(), removeDish()</w:t>
             </w:r>
           </w:p>
         </w:tc>
@@ -1386,18 +1365,8 @@
                 <w:sz w:val="24"/>
                 <w:szCs w:val="24"/>
               </w:rPr>
-              <w:t xml:space="preserve">id, name, price, description, </w:t>
-            </w:r>
-            <w:proofErr w:type="spellStart"/>
-            <w:r>
-              <w:rPr>
-                <w:rFonts w:cs="Times New Roman"/>
-                <w:sz w:val="24"/>
-                <w:szCs w:val="24"/>
-              </w:rPr>
-              <w:t>isAvailable</w:t>
-            </w:r>
-            <w:proofErr w:type="spellEnd"/>
+              <w:t>id, name, price, description, isAvailable</w:t>
+            </w:r>
           </w:p>
         </w:tc>
         <w:tc>
@@ -1413,41 +1382,13 @@
                 <w:lang w:val="ru-RU"/>
               </w:rPr>
             </w:pPr>
-            <w:proofErr w:type="spellStart"/>
-            <w:r>
-              <w:rPr>
-                <w:rFonts w:cs="Times New Roman"/>
-                <w:sz w:val="24"/>
-                <w:szCs w:val="24"/>
-              </w:rPr>
-              <w:t>setPrice</w:t>
-            </w:r>
-            <w:proofErr w:type="spellEnd"/>
-            <w:r>
-              <w:rPr>
-                <w:rFonts w:cs="Times New Roman"/>
-                <w:sz w:val="24"/>
-                <w:szCs w:val="24"/>
-              </w:rPr>
-              <w:t xml:space="preserve">(), </w:t>
-            </w:r>
-            <w:proofErr w:type="spellStart"/>
-            <w:r>
-              <w:rPr>
-                <w:rFonts w:cs="Times New Roman"/>
-                <w:sz w:val="24"/>
-                <w:szCs w:val="24"/>
-              </w:rPr>
-              <w:t>toggleAvailability</w:t>
-            </w:r>
-            <w:proofErr w:type="spellEnd"/>
-            <w:r>
-              <w:rPr>
-                <w:rFonts w:cs="Times New Roman"/>
-                <w:sz w:val="24"/>
-                <w:szCs w:val="24"/>
-              </w:rPr>
-              <w:t>()</w:t>
+            <w:r>
+              <w:rPr>
+                <w:rFonts w:cs="Times New Roman"/>
+                <w:sz w:val="24"/>
+                <w:szCs w:val="24"/>
+              </w:rPr>
+              <w:t>setPrice(), toggleAvailability()</w:t>
             </w:r>
           </w:p>
         </w:tc>
@@ -1490,7 +1431,6 @@
               </w:rPr>
               <w:t xml:space="preserve">; упоминается во множестве </w:t>
             </w:r>
-            <w:proofErr w:type="spellStart"/>
             <w:r>
               <w:rPr>
                 <w:rFonts w:cs="Times New Roman"/>
@@ -1499,7 +1439,6 @@
               </w:rPr>
               <w:t>OrderItem</w:t>
             </w:r>
-            <w:proofErr w:type="spellEnd"/>
             <w:r>
               <w:rPr>
                 <w:rFonts w:cs="Times New Roman"/>
@@ -1556,72 +1495,8 @@
                 <w:sz w:val="24"/>
                 <w:szCs w:val="24"/>
               </w:rPr>
-              <w:t xml:space="preserve">id, </w:t>
-            </w:r>
-            <w:proofErr w:type="spellStart"/>
-            <w:r>
-              <w:rPr>
-                <w:rFonts w:cs="Times New Roman"/>
-                <w:sz w:val="24"/>
-                <w:szCs w:val="24"/>
-              </w:rPr>
-              <w:t>tableId</w:t>
-            </w:r>
-            <w:proofErr w:type="spellEnd"/>
-            <w:r>
-              <w:rPr>
-                <w:rFonts w:cs="Times New Roman"/>
-                <w:sz w:val="24"/>
-                <w:szCs w:val="24"/>
-              </w:rPr>
-              <w:t xml:space="preserve">, </w:t>
-            </w:r>
-            <w:proofErr w:type="spellStart"/>
-            <w:r>
-              <w:rPr>
-                <w:rFonts w:cs="Times New Roman"/>
-                <w:sz w:val="24"/>
-                <w:szCs w:val="24"/>
-              </w:rPr>
-              <w:t>waiterId</w:t>
-            </w:r>
-            <w:proofErr w:type="spellEnd"/>
-            <w:r>
-              <w:rPr>
-                <w:rFonts w:cs="Times New Roman"/>
-                <w:sz w:val="24"/>
-                <w:szCs w:val="24"/>
-              </w:rPr>
-              <w:t xml:space="preserve">, </w:t>
-            </w:r>
-            <w:proofErr w:type="spellStart"/>
-            <w:r>
-              <w:rPr>
-                <w:rFonts w:cs="Times New Roman"/>
-                <w:sz w:val="24"/>
-                <w:szCs w:val="24"/>
-              </w:rPr>
-              <w:t>totalSum</w:t>
-            </w:r>
-            <w:proofErr w:type="spellEnd"/>
-            <w:r>
-              <w:rPr>
-                <w:rFonts w:cs="Times New Roman"/>
-                <w:sz w:val="24"/>
-                <w:szCs w:val="24"/>
-              </w:rPr>
-              <w:t xml:space="preserve">, status, </w:t>
-            </w:r>
-            <w:proofErr w:type="spellStart"/>
-            <w:r>
-              <w:rPr>
-                <w:rFonts w:cs="Times New Roman"/>
-                <w:sz w:val="24"/>
-                <w:szCs w:val="24"/>
-              </w:rPr>
-              <w:t>createdAt</w:t>
-            </w:r>
-            <w:proofErr w:type="spellEnd"/>
+              <w:t>id, tableId, waiterId, totalSum, status, createdAt</w:t>
+            </w:r>
           </w:p>
         </w:tc>
         <w:tc>
@@ -1637,59 +1512,13 @@
                 <w:lang w:val="ru-RU"/>
               </w:rPr>
             </w:pPr>
-            <w:proofErr w:type="spellStart"/>
-            <w:r>
-              <w:rPr>
-                <w:rFonts w:cs="Times New Roman"/>
-                <w:sz w:val="24"/>
-                <w:szCs w:val="24"/>
-              </w:rPr>
-              <w:t>addItem</w:t>
-            </w:r>
-            <w:proofErr w:type="spellEnd"/>
-            <w:r>
-              <w:rPr>
-                <w:rFonts w:cs="Times New Roman"/>
-                <w:sz w:val="24"/>
-                <w:szCs w:val="24"/>
-              </w:rPr>
-              <w:t xml:space="preserve">(), </w:t>
-            </w:r>
-            <w:proofErr w:type="spellStart"/>
-            <w:r>
-              <w:rPr>
-                <w:rFonts w:cs="Times New Roman"/>
-                <w:sz w:val="24"/>
-                <w:szCs w:val="24"/>
-              </w:rPr>
-              <w:t>calculateTotal</w:t>
-            </w:r>
-            <w:proofErr w:type="spellEnd"/>
-            <w:r>
-              <w:rPr>
-                <w:rFonts w:cs="Times New Roman"/>
-                <w:sz w:val="24"/>
-                <w:szCs w:val="24"/>
-              </w:rPr>
-              <w:t xml:space="preserve">(), </w:t>
-            </w:r>
-            <w:proofErr w:type="spellStart"/>
-            <w:r>
-              <w:rPr>
-                <w:rFonts w:cs="Times New Roman"/>
-                <w:sz w:val="24"/>
-                <w:szCs w:val="24"/>
-              </w:rPr>
-              <w:t>closeOrder</w:t>
-            </w:r>
-            <w:proofErr w:type="spellEnd"/>
-            <w:r>
-              <w:rPr>
-                <w:rFonts w:cs="Times New Roman"/>
-                <w:sz w:val="24"/>
-                <w:szCs w:val="24"/>
-              </w:rPr>
-              <w:t>()</w:t>
+            <w:r>
+              <w:rPr>
+                <w:rFonts w:cs="Times New Roman"/>
+                <w:sz w:val="24"/>
+                <w:szCs w:val="24"/>
+              </w:rPr>
+              <w:t>addItem(), calculateTotal(), closeOrder()</w:t>
             </w:r>
           </w:p>
         </w:tc>
@@ -1759,7 +1588,6 @@
               <w:lastRenderedPageBreak/>
               <w:t xml:space="preserve">множество </w:t>
             </w:r>
-            <w:proofErr w:type="spellStart"/>
             <w:r>
               <w:rPr>
                 <w:rFonts w:cs="Times New Roman"/>
@@ -1768,7 +1596,6 @@
               </w:rPr>
               <w:t>OrderItem</w:t>
             </w:r>
-            <w:proofErr w:type="spellEnd"/>
             <w:r>
               <w:rPr>
                 <w:rFonts w:cs="Times New Roman"/>
@@ -1795,7 +1622,6 @@
                 <w:lang w:val="ru-RU"/>
               </w:rPr>
             </w:pPr>
-            <w:proofErr w:type="spellStart"/>
             <w:r>
               <w:rPr>
                 <w:rFonts w:cs="Times New Roman"/>
@@ -1807,7 +1633,6 @@
               <w:lastRenderedPageBreak/>
               <w:t>OrderItem</w:t>
             </w:r>
-            <w:proofErr w:type="spellEnd"/>
           </w:p>
         </w:tc>
         <w:tc>
@@ -1846,41 +1671,13 @@
                 <w:lang w:val="ru-RU"/>
               </w:rPr>
             </w:pPr>
-            <w:proofErr w:type="spellStart"/>
-            <w:r>
-              <w:rPr>
-                <w:rFonts w:cs="Times New Roman"/>
-                <w:sz w:val="24"/>
-                <w:szCs w:val="24"/>
-              </w:rPr>
-              <w:t>changeQuantity</w:t>
-            </w:r>
-            <w:proofErr w:type="spellEnd"/>
-            <w:r>
-              <w:rPr>
-                <w:rFonts w:cs="Times New Roman"/>
-                <w:sz w:val="24"/>
-                <w:szCs w:val="24"/>
-              </w:rPr>
-              <w:t xml:space="preserve">(), </w:t>
-            </w:r>
-            <w:proofErr w:type="spellStart"/>
-            <w:r>
-              <w:rPr>
-                <w:rFonts w:cs="Times New Roman"/>
-                <w:sz w:val="24"/>
-                <w:szCs w:val="24"/>
-              </w:rPr>
-              <w:t>markReady</w:t>
-            </w:r>
-            <w:proofErr w:type="spellEnd"/>
-            <w:r>
-              <w:rPr>
-                <w:rFonts w:cs="Times New Roman"/>
-                <w:sz w:val="24"/>
-                <w:szCs w:val="24"/>
-              </w:rPr>
-              <w:t>()</w:t>
+            <w:r>
+              <w:rPr>
+                <w:rFonts w:cs="Times New Roman"/>
+                <w:sz w:val="24"/>
+                <w:szCs w:val="24"/>
+              </w:rPr>
+              <w:t>changeQuantity(), markReady()</w:t>
             </w:r>
           </w:p>
         </w:tc>
@@ -1990,36 +1787,8 @@
                 <w:sz w:val="24"/>
                 <w:szCs w:val="24"/>
               </w:rPr>
-              <w:t xml:space="preserve">id, login, </w:t>
-            </w:r>
-            <w:proofErr w:type="spellStart"/>
-            <w:r>
-              <w:rPr>
-                <w:rFonts w:cs="Times New Roman"/>
-                <w:sz w:val="24"/>
-                <w:szCs w:val="24"/>
-              </w:rPr>
-              <w:t>passwordHash</w:t>
-            </w:r>
-            <w:proofErr w:type="spellEnd"/>
-            <w:r>
-              <w:rPr>
-                <w:rFonts w:cs="Times New Roman"/>
-                <w:sz w:val="24"/>
-                <w:szCs w:val="24"/>
-              </w:rPr>
-              <w:t xml:space="preserve">, role, </w:t>
-            </w:r>
-            <w:proofErr w:type="spellStart"/>
-            <w:r>
-              <w:rPr>
-                <w:rFonts w:cs="Times New Roman"/>
-                <w:sz w:val="24"/>
-                <w:szCs w:val="24"/>
-              </w:rPr>
-              <w:t>fullName</w:t>
-            </w:r>
-            <w:proofErr w:type="spellEnd"/>
+              <w:t>id, login, passwordHash, role, fullName</w:t>
+            </w:r>
           </w:p>
         </w:tc>
         <w:tc>
@@ -2379,7 +2148,6 @@
                 <w:lang w:val="ru-RU"/>
               </w:rPr>
             </w:pPr>
-            <w:proofErr w:type="spellStart"/>
             <w:r>
               <w:rPr>
                 <w:rFonts w:cs="Times New Roman"/>
@@ -2388,7 +2156,6 @@
               </w:rPr>
               <w:t>Официант</w:t>
             </w:r>
-            <w:proofErr w:type="spellEnd"/>
           </w:p>
         </w:tc>
         <w:tc>
@@ -2454,34 +2221,14 @@
                 <w:lang w:val="ru-RU"/>
               </w:rPr>
             </w:pPr>
-            <w:proofErr w:type="spellStart"/>
-            <w:r>
-              <w:rPr>
-                <w:rFonts w:cs="Times New Roman"/>
-                <w:sz w:val="24"/>
-                <w:szCs w:val="24"/>
-              </w:rPr>
-              <w:t>Интерфейс</w:t>
-            </w:r>
-            <w:proofErr w:type="spellEnd"/>
-            <w:r>
-              <w:rPr>
-                <w:rFonts w:cs="Times New Roman"/>
-                <w:sz w:val="24"/>
-                <w:szCs w:val="24"/>
-              </w:rPr>
-              <w:t xml:space="preserve"> </w:t>
-            </w:r>
-            <w:proofErr w:type="spellStart"/>
-            <w:r>
-              <w:rPr>
-                <w:rFonts w:cs="Times New Roman"/>
-                <w:sz w:val="24"/>
-                <w:szCs w:val="24"/>
-              </w:rPr>
-              <w:t>планшета</w:t>
-            </w:r>
-            <w:proofErr w:type="spellEnd"/>
+            <w:r>
+              <w:rPr>
+                <w:rFonts w:cs="Times New Roman"/>
+                <w:sz w:val="24"/>
+                <w:szCs w:val="24"/>
+              </w:rPr>
+              <w:t>Интерфейс планшета</w:t>
+            </w:r>
           </w:p>
         </w:tc>
         <w:tc>
@@ -2547,34 +2294,14 @@
                 <w:lang w:val="ru-RU"/>
               </w:rPr>
             </w:pPr>
-            <w:proofErr w:type="spellStart"/>
-            <w:r>
-              <w:rPr>
-                <w:rFonts w:cs="Times New Roman"/>
-                <w:sz w:val="24"/>
-                <w:szCs w:val="24"/>
-              </w:rPr>
-              <w:t>Контроллер</w:t>
-            </w:r>
-            <w:proofErr w:type="spellEnd"/>
-            <w:r>
-              <w:rPr>
-                <w:rFonts w:cs="Times New Roman"/>
-                <w:sz w:val="24"/>
-                <w:szCs w:val="24"/>
-              </w:rPr>
-              <w:t xml:space="preserve"> </w:t>
-            </w:r>
-            <w:proofErr w:type="spellStart"/>
-            <w:r>
-              <w:rPr>
-                <w:rFonts w:cs="Times New Roman"/>
-                <w:sz w:val="24"/>
-                <w:szCs w:val="24"/>
-              </w:rPr>
-              <w:t>заказов</w:t>
-            </w:r>
-            <w:proofErr w:type="spellEnd"/>
+            <w:r>
+              <w:rPr>
+                <w:rFonts w:cs="Times New Roman"/>
+                <w:sz w:val="24"/>
+                <w:szCs w:val="24"/>
+              </w:rPr>
+              <w:t>Контроллер заказов</w:t>
+            </w:r>
           </w:p>
         </w:tc>
         <w:tc>
@@ -2726,34 +2453,14 @@
                 <w:lang w:val="ru-RU"/>
               </w:rPr>
             </w:pPr>
-            <w:proofErr w:type="spellStart"/>
-            <w:r>
-              <w:rPr>
-                <w:rFonts w:cs="Times New Roman"/>
-                <w:sz w:val="24"/>
-                <w:szCs w:val="24"/>
-              </w:rPr>
-              <w:t>Контроллер</w:t>
-            </w:r>
-            <w:proofErr w:type="spellEnd"/>
-            <w:r>
-              <w:rPr>
-                <w:rFonts w:cs="Times New Roman"/>
-                <w:sz w:val="24"/>
-                <w:szCs w:val="24"/>
-              </w:rPr>
-              <w:t xml:space="preserve"> </w:t>
-            </w:r>
-            <w:proofErr w:type="spellStart"/>
-            <w:r>
-              <w:rPr>
-                <w:rFonts w:cs="Times New Roman"/>
-                <w:sz w:val="24"/>
-                <w:szCs w:val="24"/>
-              </w:rPr>
-              <w:t>заказов</w:t>
-            </w:r>
-            <w:proofErr w:type="spellEnd"/>
+            <w:r>
+              <w:rPr>
+                <w:rFonts w:cs="Times New Roman"/>
+                <w:sz w:val="24"/>
+                <w:szCs w:val="24"/>
+              </w:rPr>
+              <w:t>Контроллер заказов</w:t>
+            </w:r>
           </w:p>
         </w:tc>
         <w:tc>
@@ -2819,34 +2526,14 @@
                 <w:lang w:val="ru-RU"/>
               </w:rPr>
             </w:pPr>
-            <w:proofErr w:type="spellStart"/>
-            <w:r>
-              <w:rPr>
-                <w:rFonts w:cs="Times New Roman"/>
-                <w:sz w:val="24"/>
-                <w:szCs w:val="24"/>
-              </w:rPr>
-              <w:t>Интерфейс</w:t>
-            </w:r>
-            <w:proofErr w:type="spellEnd"/>
-            <w:r>
-              <w:rPr>
-                <w:rFonts w:cs="Times New Roman"/>
-                <w:sz w:val="24"/>
-                <w:szCs w:val="24"/>
-              </w:rPr>
-              <w:t xml:space="preserve"> </w:t>
-            </w:r>
-            <w:proofErr w:type="spellStart"/>
-            <w:r>
-              <w:rPr>
-                <w:rFonts w:cs="Times New Roman"/>
-                <w:sz w:val="24"/>
-                <w:szCs w:val="24"/>
-              </w:rPr>
-              <w:t>планшета</w:t>
-            </w:r>
-            <w:proofErr w:type="spellEnd"/>
+            <w:r>
+              <w:rPr>
+                <w:rFonts w:cs="Times New Roman"/>
+                <w:sz w:val="24"/>
+                <w:szCs w:val="24"/>
+              </w:rPr>
+              <w:t>Интерфейс планшета</w:t>
+            </w:r>
           </w:p>
         </w:tc>
         <w:tc>
@@ -2912,7 +2599,6 @@
                 <w:lang w:val="ru-RU"/>
               </w:rPr>
             </w:pPr>
-            <w:proofErr w:type="spellStart"/>
             <w:r>
               <w:rPr>
                 <w:rFonts w:cs="Times New Roman"/>
@@ -2921,7 +2607,6 @@
               </w:rPr>
               <w:t>Официант</w:t>
             </w:r>
-            <w:proofErr w:type="spellEnd"/>
           </w:p>
         </w:tc>
         <w:tc>
@@ -2987,34 +2672,14 @@
                 <w:lang w:val="ru-RU"/>
               </w:rPr>
             </w:pPr>
-            <w:proofErr w:type="spellStart"/>
-            <w:r>
-              <w:rPr>
-                <w:rFonts w:cs="Times New Roman"/>
-                <w:sz w:val="24"/>
-                <w:szCs w:val="24"/>
-              </w:rPr>
-              <w:t>Интерфейс</w:t>
-            </w:r>
-            <w:proofErr w:type="spellEnd"/>
-            <w:r>
-              <w:rPr>
-                <w:rFonts w:cs="Times New Roman"/>
-                <w:sz w:val="24"/>
-                <w:szCs w:val="24"/>
-              </w:rPr>
-              <w:t xml:space="preserve"> </w:t>
-            </w:r>
-            <w:proofErr w:type="spellStart"/>
-            <w:r>
-              <w:rPr>
-                <w:rFonts w:cs="Times New Roman"/>
-                <w:sz w:val="24"/>
-                <w:szCs w:val="24"/>
-              </w:rPr>
-              <w:t>планшета</w:t>
-            </w:r>
-            <w:proofErr w:type="spellEnd"/>
+            <w:r>
+              <w:rPr>
+                <w:rFonts w:cs="Times New Roman"/>
+                <w:sz w:val="24"/>
+                <w:szCs w:val="24"/>
+              </w:rPr>
+              <w:t>Интерфейс планшета</w:t>
+            </w:r>
           </w:p>
         </w:tc>
         <w:tc>
@@ -3080,34 +2745,14 @@
                 <w:lang w:val="ru-RU"/>
               </w:rPr>
             </w:pPr>
-            <w:proofErr w:type="spellStart"/>
-            <w:r>
-              <w:rPr>
-                <w:rFonts w:cs="Times New Roman"/>
-                <w:sz w:val="24"/>
-                <w:szCs w:val="24"/>
-              </w:rPr>
-              <w:t>Контроллер</w:t>
-            </w:r>
-            <w:proofErr w:type="spellEnd"/>
-            <w:r>
-              <w:rPr>
-                <w:rFonts w:cs="Times New Roman"/>
-                <w:sz w:val="24"/>
-                <w:szCs w:val="24"/>
-              </w:rPr>
-              <w:t xml:space="preserve"> </w:t>
-            </w:r>
-            <w:proofErr w:type="spellStart"/>
-            <w:r>
-              <w:rPr>
-                <w:rFonts w:cs="Times New Roman"/>
-                <w:sz w:val="24"/>
-                <w:szCs w:val="24"/>
-              </w:rPr>
-              <w:t>заказов</w:t>
-            </w:r>
-            <w:proofErr w:type="spellEnd"/>
+            <w:r>
+              <w:rPr>
+                <w:rFonts w:cs="Times New Roman"/>
+                <w:sz w:val="24"/>
+                <w:szCs w:val="24"/>
+              </w:rPr>
+              <w:t>Контроллер заказов</w:t>
+            </w:r>
           </w:p>
         </w:tc>
         <w:tc>
@@ -3173,34 +2818,14 @@
                 <w:lang w:val="ru-RU"/>
               </w:rPr>
             </w:pPr>
-            <w:proofErr w:type="spellStart"/>
-            <w:r>
-              <w:rPr>
-                <w:rFonts w:cs="Times New Roman"/>
-                <w:sz w:val="24"/>
-                <w:szCs w:val="24"/>
-              </w:rPr>
-              <w:t>База</w:t>
-            </w:r>
-            <w:proofErr w:type="spellEnd"/>
-            <w:r>
-              <w:rPr>
-                <w:rFonts w:cs="Times New Roman"/>
-                <w:sz w:val="24"/>
-                <w:szCs w:val="24"/>
-              </w:rPr>
-              <w:t xml:space="preserve"> </w:t>
-            </w:r>
-            <w:proofErr w:type="spellStart"/>
-            <w:r>
-              <w:rPr>
-                <w:rFonts w:cs="Times New Roman"/>
-                <w:sz w:val="24"/>
-                <w:szCs w:val="24"/>
-              </w:rPr>
-              <w:t>данных</w:t>
-            </w:r>
-            <w:proofErr w:type="spellEnd"/>
+            <w:r>
+              <w:rPr>
+                <w:rFonts w:cs="Times New Roman"/>
+                <w:sz w:val="24"/>
+                <w:szCs w:val="24"/>
+              </w:rPr>
+              <w:t>База данных</w:t>
+            </w:r>
           </w:p>
         </w:tc>
         <w:tc>
@@ -3266,34 +2891,14 @@
                 <w:lang w:val="ru-RU"/>
               </w:rPr>
             </w:pPr>
-            <w:proofErr w:type="spellStart"/>
-            <w:r>
-              <w:rPr>
-                <w:rFonts w:cs="Times New Roman"/>
-                <w:sz w:val="24"/>
-                <w:szCs w:val="24"/>
-              </w:rPr>
-              <w:t>Контроллер</w:t>
-            </w:r>
-            <w:proofErr w:type="spellEnd"/>
-            <w:r>
-              <w:rPr>
-                <w:rFonts w:cs="Times New Roman"/>
-                <w:sz w:val="24"/>
-                <w:szCs w:val="24"/>
-              </w:rPr>
-              <w:t xml:space="preserve"> </w:t>
-            </w:r>
-            <w:proofErr w:type="spellStart"/>
-            <w:r>
-              <w:rPr>
-                <w:rFonts w:cs="Times New Roman"/>
-                <w:sz w:val="24"/>
-                <w:szCs w:val="24"/>
-              </w:rPr>
-              <w:t>заказов</w:t>
-            </w:r>
-            <w:proofErr w:type="spellEnd"/>
+            <w:r>
+              <w:rPr>
+                <w:rFonts w:cs="Times New Roman"/>
+                <w:sz w:val="24"/>
+                <w:szCs w:val="24"/>
+              </w:rPr>
+              <w:t>Контроллер заказов</w:t>
+            </w:r>
           </w:p>
         </w:tc>
         <w:tc>
@@ -3359,34 +2964,14 @@
                 <w:lang w:val="ru-RU"/>
               </w:rPr>
             </w:pPr>
-            <w:proofErr w:type="spellStart"/>
-            <w:r>
-              <w:rPr>
-                <w:rFonts w:cs="Times New Roman"/>
-                <w:sz w:val="24"/>
-                <w:szCs w:val="24"/>
-              </w:rPr>
-              <w:t>База</w:t>
-            </w:r>
-            <w:proofErr w:type="spellEnd"/>
-            <w:r>
-              <w:rPr>
-                <w:rFonts w:cs="Times New Roman"/>
-                <w:sz w:val="24"/>
-                <w:szCs w:val="24"/>
-              </w:rPr>
-              <w:t xml:space="preserve"> </w:t>
-            </w:r>
-            <w:proofErr w:type="spellStart"/>
-            <w:r>
-              <w:rPr>
-                <w:rFonts w:cs="Times New Roman"/>
-                <w:sz w:val="24"/>
-                <w:szCs w:val="24"/>
-              </w:rPr>
-              <w:t>данных</w:t>
-            </w:r>
-            <w:proofErr w:type="spellEnd"/>
+            <w:r>
+              <w:rPr>
+                <w:rFonts w:cs="Times New Roman"/>
+                <w:sz w:val="24"/>
+                <w:szCs w:val="24"/>
+              </w:rPr>
+              <w:t>База данных</w:t>
+            </w:r>
           </w:p>
         </w:tc>
         <w:tc>
@@ -3470,34 +3055,14 @@
                 <w:lang w:val="ru-RU"/>
               </w:rPr>
             </w:pPr>
-            <w:proofErr w:type="spellStart"/>
-            <w:r>
-              <w:rPr>
-                <w:rFonts w:cs="Times New Roman"/>
-                <w:sz w:val="24"/>
-                <w:szCs w:val="24"/>
-              </w:rPr>
-              <w:t>Контроллер</w:t>
-            </w:r>
-            <w:proofErr w:type="spellEnd"/>
-            <w:r>
-              <w:rPr>
-                <w:rFonts w:cs="Times New Roman"/>
-                <w:sz w:val="24"/>
-                <w:szCs w:val="24"/>
-              </w:rPr>
-              <w:t xml:space="preserve"> </w:t>
-            </w:r>
-            <w:proofErr w:type="spellStart"/>
-            <w:r>
-              <w:rPr>
-                <w:rFonts w:cs="Times New Roman"/>
-                <w:sz w:val="24"/>
-                <w:szCs w:val="24"/>
-              </w:rPr>
-              <w:t>заказов</w:t>
-            </w:r>
-            <w:proofErr w:type="spellEnd"/>
+            <w:r>
+              <w:rPr>
+                <w:rFonts w:cs="Times New Roman"/>
+                <w:sz w:val="24"/>
+                <w:szCs w:val="24"/>
+              </w:rPr>
+              <w:t>Контроллер заказов</w:t>
+            </w:r>
           </w:p>
         </w:tc>
         <w:tc>
@@ -3563,34 +3128,14 @@
                 <w:lang w:val="ru-RU"/>
               </w:rPr>
             </w:pPr>
-            <w:proofErr w:type="spellStart"/>
-            <w:r>
-              <w:rPr>
-                <w:rFonts w:cs="Times New Roman"/>
-                <w:sz w:val="24"/>
-                <w:szCs w:val="24"/>
-              </w:rPr>
-              <w:t>Терминал</w:t>
-            </w:r>
-            <w:proofErr w:type="spellEnd"/>
-            <w:r>
-              <w:rPr>
-                <w:rFonts w:cs="Times New Roman"/>
-                <w:sz w:val="24"/>
-                <w:szCs w:val="24"/>
-              </w:rPr>
-              <w:t xml:space="preserve"> </w:t>
-            </w:r>
-            <w:proofErr w:type="spellStart"/>
-            <w:r>
-              <w:rPr>
-                <w:rFonts w:cs="Times New Roman"/>
-                <w:sz w:val="24"/>
-                <w:szCs w:val="24"/>
-              </w:rPr>
-              <w:t>кухни</w:t>
-            </w:r>
-            <w:proofErr w:type="spellEnd"/>
+            <w:r>
+              <w:rPr>
+                <w:rFonts w:cs="Times New Roman"/>
+                <w:sz w:val="24"/>
+                <w:szCs w:val="24"/>
+              </w:rPr>
+              <w:t>Терминал кухни</w:t>
+            </w:r>
           </w:p>
         </w:tc>
         <w:tc>
@@ -3656,34 +3201,14 @@
                 <w:lang w:val="ru-RU"/>
               </w:rPr>
             </w:pPr>
-            <w:proofErr w:type="spellStart"/>
-            <w:r>
-              <w:rPr>
-                <w:rFonts w:cs="Times New Roman"/>
-                <w:sz w:val="24"/>
-                <w:szCs w:val="24"/>
-              </w:rPr>
-              <w:t>Контроллер</w:t>
-            </w:r>
-            <w:proofErr w:type="spellEnd"/>
-            <w:r>
-              <w:rPr>
-                <w:rFonts w:cs="Times New Roman"/>
-                <w:sz w:val="24"/>
-                <w:szCs w:val="24"/>
-              </w:rPr>
-              <w:t xml:space="preserve"> </w:t>
-            </w:r>
-            <w:proofErr w:type="spellStart"/>
-            <w:r>
-              <w:rPr>
-                <w:rFonts w:cs="Times New Roman"/>
-                <w:sz w:val="24"/>
-                <w:szCs w:val="24"/>
-              </w:rPr>
-              <w:t>заказов</w:t>
-            </w:r>
-            <w:proofErr w:type="spellEnd"/>
+            <w:r>
+              <w:rPr>
+                <w:rFonts w:cs="Times New Roman"/>
+                <w:sz w:val="24"/>
+                <w:szCs w:val="24"/>
+              </w:rPr>
+              <w:t>Контроллер заказов</w:t>
+            </w:r>
           </w:p>
         </w:tc>
         <w:tc>
@@ -3765,34 +3290,14 @@
                 <w:szCs w:val="24"/>
               </w:rPr>
             </w:pPr>
-            <w:proofErr w:type="spellStart"/>
-            <w:r>
-              <w:rPr>
-                <w:rFonts w:cs="Times New Roman"/>
-                <w:sz w:val="24"/>
-                <w:szCs w:val="24"/>
-              </w:rPr>
-              <w:t>Интерфейс</w:t>
-            </w:r>
-            <w:proofErr w:type="spellEnd"/>
-            <w:r>
-              <w:rPr>
-                <w:rFonts w:cs="Times New Roman"/>
-                <w:sz w:val="24"/>
-                <w:szCs w:val="24"/>
-              </w:rPr>
-              <w:t xml:space="preserve"> </w:t>
-            </w:r>
-            <w:proofErr w:type="spellStart"/>
-            <w:r>
-              <w:rPr>
-                <w:rFonts w:cs="Times New Roman"/>
-                <w:sz w:val="24"/>
-                <w:szCs w:val="24"/>
-              </w:rPr>
-              <w:t>планшета</w:t>
-            </w:r>
-            <w:proofErr w:type="spellEnd"/>
+            <w:r>
+              <w:rPr>
+                <w:rFonts w:cs="Times New Roman"/>
+                <w:sz w:val="24"/>
+                <w:szCs w:val="24"/>
+              </w:rPr>
+              <w:t>Интерфейс планшета</w:t>
+            </w:r>
           </w:p>
         </w:tc>
         <w:tc>
@@ -3988,7 +3493,6 @@
                 <w:lang w:val="ru-RU"/>
               </w:rPr>
             </w:pPr>
-            <w:proofErr w:type="spellStart"/>
             <w:r>
               <w:rPr>
                 <w:rFonts w:cs="Times New Roman"/>
@@ -3997,9 +3501,23 @@
                 <w:sz w:val="24"/>
                 <w:szCs w:val="24"/>
               </w:rPr>
-              <w:t>Что</w:t>
-            </w:r>
-            <w:proofErr w:type="spellEnd"/>
+              <w:t>Что проверяется</w:t>
+            </w:r>
+          </w:p>
+        </w:tc>
+        <w:tc>
+          <w:tcPr>
+            <w:tcW w:w="1903" w:type="dxa"/>
+          </w:tcPr>
+          <w:p>
+            <w:pPr>
+              <w:rPr>
+                <w:rFonts w:cs="Times New Roman"/>
+                <w:sz w:val="24"/>
+                <w:szCs w:val="24"/>
+                <w:lang w:val="ru-RU"/>
+              </w:rPr>
+            </w:pPr>
             <w:r>
               <w:rPr>
                 <w:rFonts w:cs="Times New Roman"/>
@@ -4008,9 +3526,23 @@
                 <w:sz w:val="24"/>
                 <w:szCs w:val="24"/>
               </w:rPr>
-              <w:t xml:space="preserve"> </w:t>
-            </w:r>
-            <w:proofErr w:type="spellStart"/>
+              <w:t>Действия</w:t>
+            </w:r>
+          </w:p>
+        </w:tc>
+        <w:tc>
+          <w:tcPr>
+            <w:tcW w:w="1903" w:type="dxa"/>
+          </w:tcPr>
+          <w:p>
+            <w:pPr>
+              <w:rPr>
+                <w:rFonts w:cs="Times New Roman"/>
+                <w:sz w:val="24"/>
+                <w:szCs w:val="24"/>
+                <w:lang w:val="ru-RU"/>
+              </w:rPr>
+            </w:pPr>
             <w:r>
               <w:rPr>
                 <w:rFonts w:cs="Times New Roman"/>
@@ -4019,85 +3551,8 @@
                 <w:sz w:val="24"/>
                 <w:szCs w:val="24"/>
               </w:rPr>
-              <w:t>проверяется</w:t>
-            </w:r>
-            <w:proofErr w:type="spellEnd"/>
-          </w:p>
-        </w:tc>
-        <w:tc>
-          <w:tcPr>
-            <w:tcW w:w="1903" w:type="dxa"/>
-          </w:tcPr>
-          <w:p>
-            <w:pPr>
-              <w:rPr>
-                <w:rFonts w:cs="Times New Roman"/>
-                <w:sz w:val="24"/>
-                <w:szCs w:val="24"/>
-                <w:lang w:val="ru-RU"/>
-              </w:rPr>
-            </w:pPr>
-            <w:proofErr w:type="spellStart"/>
-            <w:r>
-              <w:rPr>
-                <w:rFonts w:cs="Times New Roman"/>
-                <w:b/>
-                <w:bCs/>
-                <w:sz w:val="24"/>
-                <w:szCs w:val="24"/>
-              </w:rPr>
-              <w:t>Действия</w:t>
-            </w:r>
-            <w:proofErr w:type="spellEnd"/>
-          </w:p>
-        </w:tc>
-        <w:tc>
-          <w:tcPr>
-            <w:tcW w:w="1903" w:type="dxa"/>
-          </w:tcPr>
-          <w:p>
-            <w:pPr>
-              <w:rPr>
-                <w:rFonts w:cs="Times New Roman"/>
-                <w:sz w:val="24"/>
-                <w:szCs w:val="24"/>
-                <w:lang w:val="ru-RU"/>
-              </w:rPr>
-            </w:pPr>
-            <w:proofErr w:type="spellStart"/>
-            <w:r>
-              <w:rPr>
-                <w:rFonts w:cs="Times New Roman"/>
-                <w:b/>
-                <w:bCs/>
-                <w:sz w:val="24"/>
-                <w:szCs w:val="24"/>
-              </w:rPr>
-              <w:t>Ожидаемый</w:t>
-            </w:r>
-            <w:proofErr w:type="spellEnd"/>
-            <w:r>
-              <w:rPr>
-                <w:rFonts w:cs="Times New Roman"/>
-                <w:b/>
-                <w:bCs/>
-                <w:sz w:val="24"/>
-                <w:szCs w:val="24"/>
-              </w:rPr>
-              <w:t xml:space="preserve"> </w:t>
-            </w:r>
-            <w:proofErr w:type="spellStart"/>
-            <w:r>
-              <w:rPr>
-                <w:rFonts w:cs="Times New Roman"/>
-                <w:b/>
-                <w:bCs/>
-                <w:sz w:val="24"/>
-                <w:szCs w:val="24"/>
-              </w:rPr>
-              <w:t>результат</w:t>
-            </w:r>
-            <w:proofErr w:type="spellEnd"/>
+              <w:t>Ожидаемый результат</w:t>
+            </w:r>
           </w:p>
         </w:tc>
       </w:tr>
@@ -4142,52 +3597,14 @@
                 <w:lang w:val="ru-RU"/>
               </w:rPr>
             </w:pPr>
-            <w:proofErr w:type="spellStart"/>
-            <w:r>
-              <w:rPr>
-                <w:rFonts w:cs="Times New Roman"/>
-                <w:sz w:val="24"/>
-                <w:szCs w:val="24"/>
-              </w:rPr>
-              <w:t>Успешное</w:t>
-            </w:r>
-            <w:proofErr w:type="spellEnd"/>
-            <w:r>
-              <w:rPr>
-                <w:rFonts w:cs="Times New Roman"/>
-                <w:sz w:val="24"/>
-                <w:szCs w:val="24"/>
-              </w:rPr>
-              <w:t xml:space="preserve"> </w:t>
-            </w:r>
-            <w:proofErr w:type="spellStart"/>
-            <w:r>
-              <w:rPr>
-                <w:rFonts w:cs="Times New Roman"/>
-                <w:sz w:val="24"/>
-                <w:szCs w:val="24"/>
-              </w:rPr>
-              <w:t>бронирование</w:t>
-            </w:r>
-            <w:proofErr w:type="spellEnd"/>
-            <w:r>
-              <w:rPr>
-                <w:rFonts w:cs="Times New Roman"/>
-                <w:sz w:val="24"/>
-                <w:szCs w:val="24"/>
-              </w:rPr>
-              <w:t xml:space="preserve"> </w:t>
-            </w:r>
-            <w:proofErr w:type="spellStart"/>
-            <w:r>
-              <w:rPr>
-                <w:rFonts w:cs="Times New Roman"/>
-                <w:sz w:val="24"/>
-                <w:szCs w:val="24"/>
-              </w:rPr>
-              <w:t>столика</w:t>
-            </w:r>
-            <w:proofErr w:type="spellEnd"/>
+            <w:r>
+              <w:rPr>
+                <w:rFonts w:cs="Times New Roman"/>
+                <w:sz w:val="24"/>
+                <w:szCs w:val="24"/>
+              </w:rPr>
+              <w:t>Успешное бронирование столика</w:t>
+            </w:r>
           </w:p>
         </w:tc>
         <w:tc>
@@ -4280,70 +3697,14 @@
                 <w:lang w:val="ru-RU"/>
               </w:rPr>
             </w:pPr>
-            <w:proofErr w:type="spellStart"/>
-            <w:r>
-              <w:rPr>
-                <w:rFonts w:cs="Times New Roman"/>
-                <w:sz w:val="24"/>
-                <w:szCs w:val="24"/>
-              </w:rPr>
-              <w:t>Попытка</w:t>
-            </w:r>
-            <w:proofErr w:type="spellEnd"/>
-            <w:r>
-              <w:rPr>
-                <w:rFonts w:cs="Times New Roman"/>
-                <w:sz w:val="24"/>
-                <w:szCs w:val="24"/>
-              </w:rPr>
-              <w:t xml:space="preserve"> </w:t>
-            </w:r>
-            <w:proofErr w:type="spellStart"/>
-            <w:r>
-              <w:rPr>
-                <w:rFonts w:cs="Times New Roman"/>
-                <w:sz w:val="24"/>
-                <w:szCs w:val="24"/>
-              </w:rPr>
-              <w:t>брони</w:t>
-            </w:r>
-            <w:proofErr w:type="spellEnd"/>
-            <w:r>
-              <w:rPr>
-                <w:rFonts w:cs="Times New Roman"/>
-                <w:sz w:val="24"/>
-                <w:szCs w:val="24"/>
-              </w:rPr>
-              <w:t xml:space="preserve"> </w:t>
-            </w:r>
-            <w:proofErr w:type="spellStart"/>
-            <w:r>
-              <w:rPr>
-                <w:rFonts w:cs="Times New Roman"/>
-                <w:sz w:val="24"/>
-                <w:szCs w:val="24"/>
-              </w:rPr>
-              <w:t>занятого</w:t>
-            </w:r>
-            <w:proofErr w:type="spellEnd"/>
-            <w:r>
-              <w:rPr>
-                <w:rFonts w:cs="Times New Roman"/>
-                <w:sz w:val="24"/>
-                <w:szCs w:val="24"/>
-              </w:rPr>
-              <w:t xml:space="preserve"> </w:t>
-            </w:r>
-            <w:proofErr w:type="spellStart"/>
-            <w:r>
-              <w:rPr>
-                <w:rFonts w:cs="Times New Roman"/>
-                <w:sz w:val="24"/>
-                <w:szCs w:val="24"/>
-              </w:rPr>
-              <w:t>столика</w:t>
-            </w:r>
-            <w:proofErr w:type="spellEnd"/>
+            <w:r>
+              <w:rPr>
+                <w:rFonts w:cs="Times New Roman"/>
+                <w:sz w:val="24"/>
+                <w:szCs w:val="24"/>
+              </w:rPr>
+              <w:t>Попытка брони занятого столика</w:t>
+            </w:r>
           </w:p>
         </w:tc>
         <w:tc>
@@ -4458,52 +3819,14 @@
                 <w:lang w:val="ru-RU"/>
               </w:rPr>
             </w:pPr>
-            <w:proofErr w:type="spellStart"/>
-            <w:r>
-              <w:rPr>
-                <w:rFonts w:cs="Times New Roman"/>
-                <w:sz w:val="24"/>
-                <w:szCs w:val="24"/>
-              </w:rPr>
-              <w:t>Отмена</w:t>
-            </w:r>
-            <w:proofErr w:type="spellEnd"/>
-            <w:r>
-              <w:rPr>
-                <w:rFonts w:cs="Times New Roman"/>
-                <w:sz w:val="24"/>
-                <w:szCs w:val="24"/>
-              </w:rPr>
-              <w:t xml:space="preserve"> </w:t>
-            </w:r>
-            <w:proofErr w:type="spellStart"/>
-            <w:r>
-              <w:rPr>
-                <w:rFonts w:cs="Times New Roman"/>
-                <w:sz w:val="24"/>
-                <w:szCs w:val="24"/>
-              </w:rPr>
-              <w:t>бронирования</w:t>
-            </w:r>
-            <w:proofErr w:type="spellEnd"/>
-            <w:r>
-              <w:rPr>
-                <w:rFonts w:cs="Times New Roman"/>
-                <w:sz w:val="24"/>
-                <w:szCs w:val="24"/>
-              </w:rPr>
-              <w:t xml:space="preserve"> </w:t>
-            </w:r>
-            <w:proofErr w:type="spellStart"/>
-            <w:r>
-              <w:rPr>
-                <w:rFonts w:cs="Times New Roman"/>
-                <w:sz w:val="24"/>
-                <w:szCs w:val="24"/>
-              </w:rPr>
-              <w:t>гостем</w:t>
-            </w:r>
-            <w:proofErr w:type="spellEnd"/>
+            <w:r>
+              <w:rPr>
+                <w:rFonts w:cs="Times New Roman"/>
+                <w:sz w:val="24"/>
+                <w:szCs w:val="24"/>
+              </w:rPr>
+              <w:t>Отмена бронирования гостем</w:t>
+            </w:r>
           </w:p>
         </w:tc>
         <w:tc>
@@ -4596,52 +3919,14 @@
                 <w:lang w:val="ru-RU"/>
               </w:rPr>
             </w:pPr>
-            <w:proofErr w:type="spellStart"/>
-            <w:r>
-              <w:rPr>
-                <w:rFonts w:cs="Times New Roman"/>
-                <w:sz w:val="24"/>
-                <w:szCs w:val="24"/>
-              </w:rPr>
-              <w:t>Оформление</w:t>
-            </w:r>
-            <w:proofErr w:type="spellEnd"/>
-            <w:r>
-              <w:rPr>
-                <w:rFonts w:cs="Times New Roman"/>
-                <w:sz w:val="24"/>
-                <w:szCs w:val="24"/>
-              </w:rPr>
-              <w:t xml:space="preserve"> </w:t>
-            </w:r>
-            <w:proofErr w:type="spellStart"/>
-            <w:r>
-              <w:rPr>
-                <w:rFonts w:cs="Times New Roman"/>
-                <w:sz w:val="24"/>
-                <w:szCs w:val="24"/>
-              </w:rPr>
-              <w:t>заказа</w:t>
-            </w:r>
-            <w:proofErr w:type="spellEnd"/>
-            <w:r>
-              <w:rPr>
-                <w:rFonts w:cs="Times New Roman"/>
-                <w:sz w:val="24"/>
-                <w:szCs w:val="24"/>
-              </w:rPr>
-              <w:t xml:space="preserve"> </w:t>
-            </w:r>
-            <w:proofErr w:type="spellStart"/>
-            <w:r>
-              <w:rPr>
-                <w:rFonts w:cs="Times New Roman"/>
-                <w:sz w:val="24"/>
-                <w:szCs w:val="24"/>
-              </w:rPr>
-              <w:t>официантом</w:t>
-            </w:r>
-            <w:proofErr w:type="spellEnd"/>
+            <w:r>
+              <w:rPr>
+                <w:rFonts w:cs="Times New Roman"/>
+                <w:sz w:val="24"/>
+                <w:szCs w:val="24"/>
+              </w:rPr>
+              <w:t>Оформление заказа официантом</w:t>
+            </w:r>
           </w:p>
         </w:tc>
         <w:tc>
@@ -4835,34 +4120,14 @@
                 <w:lang w:val="ru-RU"/>
               </w:rPr>
             </w:pPr>
-            <w:proofErr w:type="spellStart"/>
-            <w:r>
-              <w:rPr>
-                <w:rFonts w:cs="Times New Roman"/>
-                <w:sz w:val="24"/>
-                <w:szCs w:val="24"/>
-              </w:rPr>
-              <w:t>Авторизация</w:t>
-            </w:r>
-            <w:proofErr w:type="spellEnd"/>
-            <w:r>
-              <w:rPr>
-                <w:rFonts w:cs="Times New Roman"/>
-                <w:sz w:val="24"/>
-                <w:szCs w:val="24"/>
-              </w:rPr>
-              <w:t xml:space="preserve"> </w:t>
-            </w:r>
-            <w:proofErr w:type="spellStart"/>
-            <w:r>
-              <w:rPr>
-                <w:rFonts w:cs="Times New Roman"/>
-                <w:sz w:val="24"/>
-                <w:szCs w:val="24"/>
-              </w:rPr>
-              <w:t>сотрудника</w:t>
-            </w:r>
-            <w:proofErr w:type="spellEnd"/>
+            <w:r>
+              <w:rPr>
+                <w:rFonts w:cs="Times New Roman"/>
+                <w:sz w:val="24"/>
+                <w:szCs w:val="24"/>
+              </w:rPr>
+              <w:t>Авторизация сотрудника</w:t>
+            </w:r>
           </w:p>
         </w:tc>
         <w:tc>

--- a/docs/Практическая работа 5 ПИ КРивошеев.docx
+++ b/docs/Практическая работа 5 ПИ КРивошеев.docx
@@ -3443,8 +3443,8 @@
         <w:tblLook w:val="04A0" w:firstRow="1" w:lastRow="0" w:firstColumn="1" w:lastColumn="0" w:noHBand="0" w:noVBand="1"/>
       </w:tblPr>
       <w:tblGrid>
-        <w:gridCol w:w="1655"/>
-        <w:gridCol w:w="1863"/>
+        <w:gridCol w:w="1654"/>
+        <w:gridCol w:w="1864"/>
         <w:gridCol w:w="2036"/>
         <w:gridCol w:w="2058"/>
       </w:tblGrid>
@@ -4175,6 +4175,105 @@
                 <w:lang w:val="ru-RU"/>
               </w:rPr>
               <w:t>Происходит вход в систему, открывается интерфейс, соответствующий роли сотрудника (официант, администратор и т.д.).</w:t>
+            </w:r>
+          </w:p>
+        </w:tc>
+      </w:tr>
+      <w:tr>
+        <w:trPr>
+          <w:trHeight w:val="892"/>
+        </w:trPr>
+        <w:tc>
+          <w:tcPr>
+            <w:tcW w:w="1902" w:type="dxa"/>
+          </w:tcPr>
+          <w:p>
+            <w:pPr>
+              <w:rPr>
+                <w:rFonts w:cs="Times New Roman"/>
+                <w:sz w:val="24"/>
+                <w:szCs w:val="24"/>
+              </w:rPr>
+            </w:pPr>
+            <w:r>
+              <w:rPr>
+                <w:rFonts w:cs="Times New Roman"/>
+                <w:sz w:val="24"/>
+                <w:szCs w:val="24"/>
+              </w:rPr>
+              <w:t>7</w:t>
+            </w:r>
+          </w:p>
+        </w:tc>
+        <w:tc>
+          <w:tcPr>
+            <w:tcW w:w="1904" w:type="dxa"/>
+          </w:tcPr>
+          <w:p>
+            <w:pPr>
+              <w:rPr>
+                <w:rFonts w:cs="Times New Roman"/>
+                <w:sz w:val="24"/>
+                <w:szCs w:val="24"/>
+                <w:lang w:val="ru-RU"/>
+              </w:rPr>
+            </w:pPr>
+            <w:r>
+              <w:rPr>
+                <w:rFonts w:cs="Times New Roman"/>
+                <w:sz w:val="24"/>
+                <w:szCs w:val="24"/>
+                <w:lang w:val="ru-RU"/>
+              </w:rPr>
+              <w:t>Бронирование на прошедшую дату</w:t>
+            </w:r>
+          </w:p>
+        </w:tc>
+        <w:tc>
+          <w:tcPr>
+            <w:tcW w:w="1903" w:type="dxa"/>
+          </w:tcPr>
+          <w:p>
+            <w:pPr>
+              <w:rPr>
+                <w:rFonts w:cs="Times New Roman"/>
+                <w:sz w:val="24"/>
+                <w:szCs w:val="24"/>
+                <w:lang w:val="ru-RU"/>
+              </w:rPr>
+            </w:pPr>
+            <w:r>
+              <w:rPr>
+                <w:rFonts w:cs="Times New Roman"/>
+                <w:sz w:val="24"/>
+                <w:szCs w:val="24"/>
+                <w:lang w:val="ru-RU"/>
+              </w:rPr>
+              <w:t>Гость выбирает дату и время в прошлом</w:t>
+            </w:r>
+          </w:p>
+        </w:tc>
+        <w:tc>
+          <w:tcPr>
+            <w:tcW w:w="1903" w:type="dxa"/>
+          </w:tcPr>
+          <w:p>
+            <w:pPr>
+              <w:rPr>
+                <w:rFonts w:cs="Times New Roman"/>
+                <w:sz w:val="24"/>
+                <w:szCs w:val="24"/>
+                <w:lang w:val="ru-RU"/>
+              </w:rPr>
+            </w:pPr>
+            <w:r>
+              <w:rPr>
+                <w:rFonts w:cs="Times New Roman"/>
+                <w:sz w:val="24"/>
+                <w:szCs w:val="24"/>
+                <w:lang w:val="ru-RU"/>
+              </w:rPr>
+              <w:t>Система блокирует бронирование и выводит ошибку</w:t>
             </w:r>
           </w:p>
         </w:tc>
